--- a/IQOQDQ/OQ_HMI/Machine type/VI 10/View_SettingsView_V0900_00_BasicSettingsView_Tab_2.docx
+++ b/IQOQDQ/OQ_HMI/Machine type/VI 10/View_SettingsView_V0900_00_BasicSettingsView_Tab_2.docx
@@ -708,7 +708,21 @@
                 <w:b w:val="0"/>
                 <w:bCs/>
               </w:rPr>
-              <w:t>Carton, C dimension</w:t>
+              <w:t xml:space="preserve">Carton, </w:t>
+            </w:r>
+            <w:r>
+              <w:rPr>
+                <w:b w:val="0"/>
+                <w:bCs/>
+              </w:rPr>
+              <w:t>H</w:t>
+            </w:r>
+            <w:r>
+              <w:rPr>
+                <w:b w:val="0"/>
+                <w:bCs/>
+              </w:rPr>
+              <w:t xml:space="preserve"> dimension</w:t>
             </w:r>
           </w:p>
         </w:tc>
